--- a/Claude outputs/for_devonthink_2026-09-20/law_comparison_report_2026-09-20.docx
+++ b/Claude outputs/for_devonthink_2026-09-20/law_comparison_report_2026-09-20.docx
@@ -4630,6 +4630,128 @@
           </w:p>
         </w:tc>
       </w:tr>
+      <w:tr>
+        <w:tc>
+          <w:tcPr/>
+          <w:p>
+            <w:pPr>
+              <w:pStyle w:val="Compact"/>
+              <w:jc w:val="left"/>
+            </w:pPr>
+            <w:r>
+              <w:t xml:space="preserve">run35</w:t>
+            </w:r>
+          </w:p>
+        </w:tc>
+        <w:tc>
+          <w:tcPr/>
+          <w:p>
+            <w:pPr>
+              <w:pStyle w:val="Compact"/>
+              <w:jc w:val="left"/>
+            </w:pPr>
+            <w:r>
+              <w:t xml:space="preserve">optimal_diagonal_fast</w:t>
+            </w:r>
+          </w:p>
+        </w:tc>
+        <w:tc>
+          <w:tcPr/>
+          <w:p>
+            <w:pPr>
+              <w:pStyle w:val="Compact"/>
+              <w:jc w:val="left"/>
+            </w:pPr>
+            <w:r>
+              <w:t xml:space="preserve">0.95</w:t>
+            </w:r>
+          </w:p>
+        </w:tc>
+        <w:tc>
+          <w:tcPr/>
+          <w:p>
+            <w:pPr>
+              <w:pStyle w:val="Compact"/>
+              <w:jc w:val="left"/>
+            </w:pPr>
+            <w:r>
+              <w:t xml:space="preserve">model</w:t>
+            </w:r>
+          </w:p>
+        </w:tc>
+        <w:tc>
+          <w:tcPr/>
+          <w:p>
+            <w:pPr>
+              <w:pStyle w:val="Compact"/>
+              <w:jc w:val="left"/>
+            </w:pPr>
+            <w:r>
+              <w:t xml:space="preserve">6.01</w:t>
+            </w:r>
+          </w:p>
+        </w:tc>
+        <w:tc>
+          <w:tcPr/>
+          <w:p>
+            <w:pPr>
+              <w:pStyle w:val="Compact"/>
+              <w:jc w:val="left"/>
+            </w:pPr>
+            <w:r>
+              <w:t xml:space="preserve">12.4</w:t>
+            </w:r>
+          </w:p>
+        </w:tc>
+        <w:tc>
+          <w:tcPr/>
+          <w:p>
+            <w:pPr>
+              <w:pStyle w:val="Compact"/>
+              <w:jc w:val="left"/>
+            </w:pPr>
+            <w:r>
+              <w:t xml:space="preserve">3.71</w:t>
+            </w:r>
+          </w:p>
+        </w:tc>
+        <w:tc>
+          <w:tcPr/>
+          <w:p>
+            <w:pPr>
+              <w:pStyle w:val="Compact"/>
+              <w:jc w:val="left"/>
+            </w:pPr>
+            <w:r>
+              <w:t xml:space="preserve">4.41</w:t>
+            </w:r>
+          </w:p>
+        </w:tc>
+        <w:tc>
+          <w:tcPr/>
+          <w:p>
+            <w:pPr>
+              <w:pStyle w:val="Compact"/>
+              <w:jc w:val="left"/>
+            </w:pPr>
+            <w:r>
+              <w:t xml:space="preserve">-0.02</w:t>
+            </w:r>
+          </w:p>
+        </w:tc>
+        <w:tc>
+          <w:tcPr/>
+          <w:p>
+            <w:pPr>
+              <w:pStyle w:val="Compact"/>
+              <w:jc w:val="left"/>
+            </w:pPr>
+            <w:r>
+              <w:t xml:space="preserve">0.0202</w:t>
+            </w:r>
+          </w:p>
+        </w:tc>
+      </w:tr>
     </w:tbl>
     <w:p>
       <w:pPr>
@@ -4890,19 +5012,19 @@
         <w:t xml:space="preserve"> </w:t>
       </w:r>
       <w:r>
-        <w:t xml:space="preserve">0.170, 0.538, 0.272 on runs 24, 26 and 27. With it on, three runs measured 0.0189, 0.0205</w:t>
-      </w:r>
-      <w:r>
-        <w:t xml:space="preserve"> </w:t>
-      </w:r>
-      <w:r>
-        <w:t xml:space="preserve">and 0.0180: a factor of 14 lower and reproducible to 7 %. Solving against a plant model</w:t>
-      </w:r>
-      <w:r>
-        <w:t xml:space="preserve"> </w:t>
-      </w:r>
-      <w:r>
-        <w:t xml:space="preserve">that tracks the plant</w:t>
+        <w:t xml:space="preserve">0.170, 0.538, 0.272 on runs 24, 26 and 27. With it on, four runs measured 0.0189, 0.0205,</w:t>
+      </w:r>
+      <w:r>
+        <w:t xml:space="preserve"> </w:t>
+      </w:r>
+      <w:r>
+        <w:t xml:space="preserve">0.0180 and 0.0202: a factor of 14 lower and reproducible to 7 %. Solving against a plant</w:t>
+      </w:r>
+      <w:r>
+        <w:t xml:space="preserve"> </w:t>
+      </w:r>
+      <w:r>
+        <w:t xml:space="preserve">model that tracks the plant</w:t>
       </w:r>
       <w:r>
         <w:t xml:space="preserve"> </w:t>
@@ -4918,19 +5040,43 @@
         <w:t xml:space="preserve"> </w:t>
       </w:r>
       <w:r>
-        <w:t xml:space="preserve">removes the inter-drive cancellation the rig cannot</w:t>
-      </w:r>
-      <w:r>
-        <w:t xml:space="preserve"> </w:t>
-      </w:r>
-      <w:r>
-        <w:t xml:space="preserve">reproduce. Runs 29, 31 and 32 are three independent confirmations, and the acceptance bands</w:t>
-      </w:r>
-      <w:r>
-        <w:t xml:space="preserve"> </w:t>
-      </w:r>
-      <w:r>
-        <w:t xml:space="preserve">for the second and third were registered in the run sheet before those runs were taken.</w:t>
+        <w:t xml:space="preserve">removes the inter-drive cancellation the rig</w:t>
+      </w:r>
+      <w:r>
+        <w:t xml:space="preserve"> </w:t>
+      </w:r>
+      <w:r>
+        <w:t xml:space="preserve">cannot reproduce. Runs 29, 31, 32 and 35 are four independent confirmations, and the acceptance</w:t>
+      </w:r>
+      <w:r>
+        <w:t xml:space="preserve"> </w:t>
+      </w:r>
+      <w:r>
+        <w:t xml:space="preserve">bands for the second, third and fourth were registered in the run sheet before those runs were</w:t>
+      </w:r>
+      <w:r>
+        <w:t xml:space="preserve"> </w:t>
+      </w:r>
+      <w:r>
+        <w:t xml:space="preserve">taken. Run 35 — taken on 2026-09-21 with the response-error trim present in the code but</w:t>
+      </w:r>
+      <w:r>
+        <w:t xml:space="preserve"> </w:t>
+      </w:r>
+      <w:r>
+        <w:t xml:space="preserve">off — landed at rms 6.01, level −0.02 and drive 0.0202, inside every band, which is</w:t>
+      </w:r>
+      <w:r>
+        <w:t xml:space="preserve"> </w:t>
+      </w:r>
+      <w:r>
+        <w:t xml:space="preserve">what establishes that adding the trim changed nothing on the default path in the framework as</w:t>
+      </w:r>
+      <w:r>
+        <w:t xml:space="preserve"> </w:t>
+      </w:r>
+      <w:r>
+        <w:t xml:space="preserve">well as in the harness.</w:t>
       </w:r>
     </w:p>
     <w:p>
@@ -5928,19 +6074,223 @@
     </w:p>
     <w:p>
       <w:pPr>
+        <w:pStyle w:val="BodyText"/>
+      </w:pPr>
+      <w:r>
+        <w:rPr>
+          <w:bCs/>
+          <w:b/>
+        </w:rPr>
+        <w:t xml:space="preserve">Run 35 measured how much of this there is to correct, and the answer</w:t>
+      </w:r>
+      <w:r>
+        <w:rPr>
+          <w:bCs/>
+          <w:b/>
+        </w:rPr>
+        <w:t xml:space="preserve"> </w:t>
+      </w:r>
+      <w:r>
+        <w:rPr>
+          <w:bCs/>
+          <w:b/>
+        </w:rPr>
+        <w:t xml:space="preserve">changed the design.</w:t>
+      </w:r>
+      <w:r>
+        <w:t xml:space="preserve"> </w:t>
+      </w:r>
+      <w:r>
+        <w:t xml:space="preserve">Reconstructing the law's own per-bin prediction from that run's</w:t>
+      </w:r>
+      <w:r>
+        <w:t xml:space="preserve"> </w:t>
+      </w:r>
+      <w:r>
+        <w:t xml:space="preserve">saved FRF and drive,</w:t>
+      </w:r>
+      <w:r>
+        <w:t xml:space="preserve"> </w:t>
+      </w:r>
+      <w:r>
+        <w:t xml:space="preserve">diag(H D H</w:t>
+      </w:r>
+      <w:r>
+        <w:rPr>
+          <w:vertAlign w:val="superscript"/>
+        </w:rPr>
+        <w:t xml:space="preserve">H</w:t>
+      </w:r>
+      <w:r>
+        <w:t xml:space="preserve">)</w:t>
+      </w:r>
+      <w:r>
+        <w:t xml:space="preserve">, and comparing it with the</w:t>
+      </w:r>
+      <w:r>
+        <w:t xml:space="preserve"> </w:t>
+      </w:r>
+      <w:r>
+        <w:t xml:space="preserve">measured response across all 7208 in-band channel-bins:</w:t>
+      </w:r>
+      <w:r>
+        <w:t xml:space="preserve"> </w:t>
+      </w:r>
+      <w:r>
+        <w:rPr>
+          <w:bCs/>
+          <w:b/>
+        </w:rPr>
+        <w:t xml:space="preserve">model mismatch median</w:t>
+      </w:r>
+      <w:r>
+        <w:rPr>
+          <w:bCs/>
+          <w:b/>
+        </w:rPr>
+        <w:t xml:space="preserve"> </w:t>
+      </w:r>
+      <w:r>
+        <w:rPr>
+          <w:bCs/>
+          <w:b/>
+        </w:rPr>
+        <w:t xml:space="preserve">+0.008 dB, rms 0.060 dB, 90th percentile 0.054 dB.</w:t>
+      </w:r>
+      <w:r>
+        <w:t xml:space="preserve"> </w:t>
+      </w:r>
+      <w:r>
+        <w:t xml:space="preserve">There is essentially no</w:t>
+      </w:r>
+      <w:r>
+        <w:t xml:space="preserve"> </w:t>
+      </w:r>
+      <w:r>
+        <w:t xml:space="preserve">model error on this plant. The FRF-update loop is already doing the whole job, and the residual</w:t>
+      </w:r>
+      <w:r>
+        <w:t xml:space="preserve"> </w:t>
+      </w:r>
+      <w:r>
+        <w:t xml:space="preserve">6.0 dB rms is the law's own optimisation limit — rank 5 against eight channels with a</w:t>
+      </w:r>
+      <w:r>
+        <w:t xml:space="preserve"> </w:t>
+      </w:r>
+      <w:r>
+        <w:t xml:space="preserve">diagonal-only objective — not a gap between model and rig. This is the first time the</w:t>
+      </w:r>
+      <w:r>
+        <w:t xml:space="preserve"> </w:t>
+      </w:r>
+      <w:r>
+        <w:t xml:space="preserve">self-consistency diagnostic has been checked against measurement rather than trusted, and it</w:t>
+      </w:r>
+      <w:r>
+        <w:t xml:space="preserve"> </w:t>
+      </w:r>
+      <w:r>
+        <w:t xml:space="preserve">holds.</w:t>
+      </w:r>
+      <w:r>
+        <w:br/>
+      </w:r>
+      <w:r>
+        <w:br/>
+      </w:r>
+      <w:r>
+        <w:t xml:space="preserve">It also exposed a flaw. The gate originally reused</w:t>
+      </w:r>
+      <w:r>
+        <w:t xml:space="preserve"> </w:t>
+      </w:r>
+      <w:r>
+        <w:t xml:space="preserve">error_threshold_db</w:t>
+      </w:r>
+      <w:r>
+        <w:t xml:space="preserve"> </w:t>
+      </w:r>
+      <w:r>
+        <w:t xml:space="preserve">(1.0 dB). Swept against run 35's real data:</w:t>
+      </w:r>
+      <w:r>
+        <w:t xml:space="preserve"> </w:t>
+      </w:r>
+      <w:r>
+        <w:t xml:space="preserve">at a 1.0 dB gate 46.6 % of the band is gated, 43.6 % of it outside the deadband on</w:t>
+      </w:r>
+      <w:r>
+        <w:t xml:space="preserve"> </w:t>
+      </w:r>
+      <w:r>
+        <w:t xml:space="preserve">an error of 0.541 dB rms; at 0.5 dB, 26.3 % gated and 1.6 % outside; at</w:t>
+      </w:r>
+      <w:r>
+        <w:t xml:space="preserve"> </w:t>
+      </w:r>
+      <w:r>
+        <w:t xml:space="preserve">0.25 dB, 13.2 % and 0.3 %. The model mismatch stays at 0.041–0.047 dB</w:t>
+      </w:r>
+      <w:r>
+        <w:t xml:space="preserve"> </w:t>
+      </w:r>
+      <w:r>
+        <w:t xml:space="preserve">rms throughout. At 1.0 dB the trim would have spent the entire run integrating the</w:t>
+      </w:r>
+      <w:r>
+        <w:t xml:space="preserve"> </w:t>
+      </w:r>
+      <w:r>
+        <w:rPr>
+          <w:iCs/>
+          <w:i/>
+        </w:rPr>
+        <w:t xml:space="preserve">solver's</w:t>
+      </w:r>
+      <w:r>
+        <w:t xml:space="preserve"> </w:t>
+      </w:r>
+      <w:r>
+        <w:t xml:space="preserve">own sub-threshold shortfall — thirteen times larger than the model error</w:t>
+      </w:r>
+      <w:r>
+        <w:t xml:space="preserve"> </w:t>
+      </w:r>
+      <w:r>
+        <w:t xml:space="preserve">it exists to correct — and logging it as model correction. The gate is now its own</w:t>
+      </w:r>
+      <w:r>
+        <w:t xml:space="preserve"> </w:t>
+      </w:r>
+      <w:r>
+        <w:t xml:space="preserve">parameter,</w:t>
+      </w:r>
+      <w:r>
+        <w:t xml:space="preserve"> </w:t>
+      </w:r>
+      <w:r>
+        <w:t xml:space="preserve">response_trim_gate_db</w:t>
+      </w:r>
+      <w:r>
+        <w:t xml:space="preserve">, default 0.5.</w:t>
+      </w:r>
+    </w:p>
+    <w:p>
+      <w:pPr>
         <w:pStyle w:val="CaptionedFigure"/>
       </w:pPr>
       <w:r>
         <w:drawing>
           <wp:inline>
-            <wp:extent cx="3057525" cy="7304520"/>
+            <wp:extent cx="2990850" cy="7297826"/>
             <wp:effectExtent b="0" l="0" r="0" t="0"/>
             <wp:docPr descr="" title="" id="39" name="Picture"/>
             <a:graphic>
               <a:graphicData uri="http://schemas.openxmlformats.org/drawingml/2006/picture">
                 <pic:pic>
                   <pic:nvPicPr>
-                    <pic:cNvPr descr="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" id="40" name="Picture"/>
+                    <pic:cNvPr descr="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" id="40" name="Picture"/>
                     <pic:cNvPicPr>
                       <a:picLocks noChangeArrowheads="1" noChangeAspect="1"/>
                     </pic:cNvPicPr>
@@ -5954,7 +6304,7 @@
                   <pic:spPr bwMode="auto">
                     <a:xfrm>
                       <a:off x="0" y="0"/>
-                      <a:ext cx="3057525" cy="7304520"/>
+                      <a:ext cx="2990850" cy="7297826"/>
                     </a:xfrm>
                     <a:prstGeom prst="rect">
                       <a:avLst/>
@@ -6134,43 +6484,119 @@
           <w:bCs/>
           <w:b/>
         </w:rPr>
-        <w:t xml:space="preserve">What the rig still has to answer.</w:t>
-      </w:r>
-      <w:r>
-        <w:t xml:space="preserve"> </w:t>
-      </w:r>
-      <w:r>
-        <w:t xml:space="preserve">Offline the plant bias was</w:t>
-      </w:r>
-      <w:r>
-        <w:t xml:space="preserve"> </w:t>
-      </w:r>
-      <w:r>
-        <w:t xml:space="preserve">uniform, constant and exactly known. On the rig it is none of those. The open questions are</w:t>
-      </w:r>
-      <w:r>
-        <w:t xml:space="preserve"> </w:t>
-      </w:r>
-      <w:r>
-        <w:t xml:space="preserve">whether the trim and the FRF-update loop interact badly when both are moving, what the</w:t>
-      </w:r>
-      <w:r>
-        <w:t xml:space="preserve"> </w:t>
-      </w:r>
-      <w:r>
-        <w:t xml:space="preserve">deadband-to-noise ratio really is against a short-average CPSD, and whether</w:t>
-      </w:r>
-      <w:r>
-        <w:t xml:space="preserve"> </w:t>
-      </w:r>
-      <w:r>
-        <w:t xml:space="preserve">±3 dB of authority is the right amount of rope. The runsheet pre-registers bands for</w:t>
-      </w:r>
-      <w:r>
-        <w:t xml:space="preserve"> </w:t>
-      </w:r>
-      <w:r>
-        <w:t xml:space="preserve">all three.</w:t>
+        <w:t xml:space="preserve">Where this stands.</w:t>
+      </w:r>
+      <w:r>
+        <w:t xml:space="preserve"> </w:t>
+      </w:r>
+      <w:r>
+        <w:t xml:space="preserve">Half-tested on the rig. Run 35 confirmed</w:t>
+      </w:r>
+      <w:r>
+        <w:t xml:space="preserve"> </w:t>
+      </w:r>
+      <w:r>
+        <w:t xml:space="preserve">the default path — a full run with zero occurrences of either trim log line, so the trim is</w:t>
+      </w:r>
+      <w:r>
+        <w:t xml:space="preserve"> </w:t>
+      </w:r>
+      <w:r>
+        <w:t xml:space="preserve">provably asleep inside the framework and not merely in a harness — and produced the</w:t>
+      </w:r>
+      <w:r>
+        <w:t xml:space="preserve"> </w:t>
+      </w:r>
+      <w:r>
+        <w:t xml:space="preserve">mismatch measurement above. The trim has</w:t>
+      </w:r>
+      <w:r>
+        <w:t xml:space="preserve"> </w:t>
+      </w:r>
+      <w:r>
+        <w:rPr>
+          <w:bCs/>
+          <w:b/>
+        </w:rPr>
+        <w:t xml:space="preserve">not</w:t>
+      </w:r>
+      <w:r>
+        <w:t xml:space="preserve"> </w:t>
+      </w:r>
+      <w:r>
+        <w:t xml:space="preserve">been run with the gain on.</w:t>
+      </w:r>
+      <w:r>
+        <w:br/>
+      </w:r>
+      <w:r>
+        <w:br/>
+      </w:r>
+      <w:r>
+        <w:t xml:space="preserve">Run 35 also tells us what that run can and cannot show. With a model mismatch of 0.060 dB</w:t>
+      </w:r>
+      <w:r>
+        <w:t xml:space="preserve"> </w:t>
+      </w:r>
+      <w:r>
+        <w:t xml:space="preserve">rms and an overall level already at −0.023 dB, there is almost nothing here to</w:t>
+      </w:r>
+      <w:r>
+        <w:t xml:space="preserve"> </w:t>
+      </w:r>
+      <w:r>
+        <w:t xml:space="preserve">correct, so the pending run 36 is a does-no-harm test: a trim that stays nearly silent is the</w:t>
+      </w:r>
+      <w:r>
+        <w:t xml:space="preserve"> </w:t>
+      </w:r>
+      <w:r>
+        <w:t xml:space="preserve">correct result. Nothing about this loop's gain or bandwidth should be claimed on the strength of</w:t>
+      </w:r>
+      <w:r>
+        <w:t xml:space="preserve"> </w:t>
+      </w:r>
+      <w:r>
+        <w:t xml:space="preserve">it. The informative experiment needs a plant whose FRF genuinely moves with level —</w:t>
+      </w:r>
+      <w:r>
+        <w:t xml:space="preserve"> </w:t>
+      </w:r>
+      <w:r>
+        <w:t xml:space="preserve">build_nonlinear_frf_system.py</w:t>
+      </w:r>
+      <w:r>
+        <w:t xml:space="preserve">,</w:t>
+      </w:r>
+      <w:r>
+        <w:t xml:space="preserve"> </w:t>
+      </w:r>
+      <w:r>
+        <w:t xml:space="preserve">build_shifted_frf_system.py</w:t>
+      </w:r>
+      <w:r>
+        <w:t xml:space="preserve"> </w:t>
+      </w:r>
+      <w:r>
+        <w:t xml:space="preserve">and the untouched</w:t>
+      </w:r>
+      <w:r>
+        <w:t xml:space="preserve"> </w:t>
+      </w:r>
+      <w:r>
+        <w:t xml:space="preserve">sdynpy_frame6x12_system_higherz.npz</w:t>
+      </w:r>
+      <w:r>
+        <w:t xml:space="preserve"> </w:t>
+      </w:r>
+      <w:r>
+        <w:t xml:space="preserve">are all to hand, and that run would</w:t>
+      </w:r>
+      <w:r>
+        <w:t xml:space="preserve"> </w:t>
+      </w:r>
+      <w:r>
+        <w:t xml:space="preserve">also open the five-untouched-plants item in §9.</w:t>
       </w:r>
     </w:p>
     <w:bookmarkEnd w:id="41"/>
@@ -6396,31 +6822,43 @@
           <w:bCs/>
           <w:b/>
         </w:rPr>
-        <w:t xml:space="preserve">The response-error trim has never been run on the rig.</w:t>
-      </w:r>
-      <w:r>
-        <w:t xml:space="preserve"> </w:t>
-      </w:r>
-      <w:r>
-        <w:t xml:space="preserve">Four offline tests</w:t>
-      </w:r>
-      <w:r>
-        <w:t xml:space="preserve"> </w:t>
-      </w:r>
-      <w:r>
-        <w:t xml:space="preserve">pass, including the bit-identical regression with the gain at 0, but offline the plant bias was</w:t>
-      </w:r>
-      <w:r>
-        <w:t xml:space="preserve"> </w:t>
-      </w:r>
-      <w:r>
-        <w:t xml:space="preserve">uniform, constant and exactly known. Until it has run, the trim is a proposal with a test</w:t>
-      </w:r>
-      <w:r>
-        <w:t xml:space="preserve"> </w:t>
-      </w:r>
-      <w:r>
-        <w:t xml:space="preserve">behind it, not a result.</w:t>
+        <w:t xml:space="preserve">The response-error trim has never been run with the gain on.</w:t>
+      </w:r>
+      <w:r>
+        <w:t xml:space="preserve"> </w:t>
+      </w:r>
+      <w:r>
+        <w:t xml:space="preserve">Run 35</w:t>
+      </w:r>
+      <w:r>
+        <w:t xml:space="preserve"> </w:t>
+      </w:r>
+      <w:r>
+        <w:t xml:space="preserve">field-tested the default path and the four offline tests pass, but offline the plant bias was</w:t>
+      </w:r>
+      <w:r>
+        <w:t xml:space="preserve"> </w:t>
+      </w:r>
+      <w:r>
+        <w:t xml:space="preserve">uniform, constant and exactly known, and on this plant the real mismatch is 0.060 dB rms</w:t>
+      </w:r>
+      <w:r>
+        <w:t xml:space="preserve"> </w:t>
+      </w:r>
+      <w:r>
+        <w:t xml:space="preserve">— too small to exercise the loop. Runs 36 and 38 can show only that it does no harm. Until</w:t>
+      </w:r>
+      <w:r>
+        <w:t xml:space="preserve"> </w:t>
+      </w:r>
+      <w:r>
+        <w:t xml:space="preserve">it has run against a plant whose FRF actually moves, the trim is a mechanism with a test behind</w:t>
+      </w:r>
+      <w:r>
+        <w:t xml:space="preserve"> </w:t>
+      </w:r>
+      <w:r>
+        <w:t xml:space="preserve">it, not a result.</w:t>
       </w:r>
     </w:p>
     <w:p>
@@ -6436,19 +6874,31 @@
           <w:bCs/>
           <w:b/>
         </w:rPr>
-        <w:t xml:space="preserve">Run 30's trigger.</w:t>
-      </w:r>
-      <w:r>
-        <w:t xml:space="preserve"> </w:t>
-      </w:r>
-      <w:r>
-        <w:t xml:space="preserve">One instance, unexplained. Same profile, same test</w:t>
-      </w:r>
-      <w:r>
-        <w:t xml:space="preserve"> </w:t>
-      </w:r>
-      <w:r>
-        <w:t xml:space="preserve">level, comparable identification, and three clean runs around it.</w:t>
+        <w:t xml:space="preserve">Whether polishing sub-threshold solver shortfall is worth doing deliberately.</w:t>
+      </w:r>
+      <w:r>
+        <w:t xml:space="preserve"> </w:t>
+      </w:r>
+      <w:r>
+        <w:t xml:space="preserve">The gate was tightened to 0.5 dB to stop the trim doing this by accident. At 1.0 dB it</w:t>
+      </w:r>
+      <w:r>
+        <w:t xml:space="preserve"> </w:t>
+      </w:r>
+      <w:r>
+        <w:t xml:space="preserve">would push targets where the solver lands slightly low, which might squeeze out a few tenths of a</w:t>
+      </w:r>
+      <w:r>
+        <w:t xml:space="preserve"> </w:t>
+      </w:r>
+      <w:r>
+        <w:t xml:space="preserve">dB — or might set the trim fighting the optimiser channel by channel. That is a separate</w:t>
+      </w:r>
+      <w:r>
+        <w:t xml:space="preserve"> </w:t>
+      </w:r>
+      <w:r>
+        <w:t xml:space="preserve">experiment, and it should be run as one rather than arrived at through a default.</w:t>
       </w:r>
     </w:p>
     <w:p>
@@ -6464,25 +6914,19 @@
           <w:bCs/>
           <w:b/>
         </w:rPr>
-        <w:t xml:space="preserve">Congruence per-line scatter.</w:t>
-      </w:r>
-      <w:r>
-        <w:t xml:space="preserve"> </w:t>
-      </w:r>
-      <w:r>
-        <w:t xml:space="preserve">20.1 % of lines outside</w:t>
-      </w:r>
-      <w:r>
-        <w:t xml:space="preserve"> </w:t>
-      </w:r>
-      <w:r>
-        <w:t xml:space="preserve">±6 dB against optimal diagonal's 11.1 % at a lower rms. Cause unknown. This,</w:t>
-      </w:r>
-      <w:r>
-        <w:t xml:space="preserve"> </w:t>
-      </w:r>
-      <w:r>
-        <w:t xml:space="preserve">not the level offset, is the real congruence problem.</w:t>
+        <w:t xml:space="preserve">Run 30's trigger.</w:t>
+      </w:r>
+      <w:r>
+        <w:t xml:space="preserve"> </w:t>
+      </w:r>
+      <w:r>
+        <w:t xml:space="preserve">One instance, unexplained. Same profile, same test</w:t>
+      </w:r>
+      <w:r>
+        <w:t xml:space="preserve"> </w:t>
+      </w:r>
+      <w:r>
+        <w:t xml:space="preserve">level, comparable identification, and three clean runs around it.</w:t>
       </w:r>
     </w:p>
     <w:p>
@@ -6498,25 +6942,25 @@
           <w:bCs/>
           <w:b/>
         </w:rPr>
-        <w:t xml:space="preserve">Congruence repeatability.</w:t>
-      </w:r>
-      <w:r>
-        <w:t xml:space="preserve"> </w:t>
-      </w:r>
-      <w:r>
-        <w:t xml:space="preserve">Never run twice on identical code. This matters</w:t>
-      </w:r>
-      <w:r>
-        <w:t xml:space="preserve"> </w:t>
-      </w:r>
-      <w:r>
-        <w:t xml:space="preserve">because the offset analysis in §3 was computed from a single run, and drive has been shown</w:t>
-      </w:r>
-      <w:r>
-        <w:t xml:space="preserve"> </w:t>
-      </w:r>
-      <w:r>
-        <w:t xml:space="preserve">not to repeat on three other laws.</w:t>
+        <w:t xml:space="preserve">Congruence per-line scatter.</w:t>
+      </w:r>
+      <w:r>
+        <w:t xml:space="preserve"> </w:t>
+      </w:r>
+      <w:r>
+        <w:t xml:space="preserve">20.1 % of lines outside</w:t>
+      </w:r>
+      <w:r>
+        <w:t xml:space="preserve"> </w:t>
+      </w:r>
+      <w:r>
+        <w:t xml:space="preserve">±6 dB against optimal diagonal's 11.1 % at a lower rms. Cause unknown. This,</w:t>
+      </w:r>
+      <w:r>
+        <w:t xml:space="preserve"> </w:t>
+      </w:r>
+      <w:r>
+        <w:t xml:space="preserve">not the level offset, is the real congruence problem.</w:t>
       </w:r>
     </w:p>
     <w:p>
@@ -6532,34 +6976,25 @@
           <w:bCs/>
           <w:b/>
         </w:rPr>
-        <w:t xml:space="preserve">Plant coverage.</w:t>
-      </w:r>
-      <w:r>
-        <w:t xml:space="preserve"> </w:t>
-      </w:r>
-      <w:r>
-        <w:t xml:space="preserve">All 31 runs are on one plant, the low-damping frame. Five</w:t>
-      </w:r>
-      <w:r>
-        <w:t xml:space="preserve"> </w:t>
-      </w:r>
-      <w:r>
-        <w:t xml:space="preserve">others sit unused in the results directory, and</w:t>
-      </w:r>
-      <w:r>
-        <w:t xml:space="preserve"> </w:t>
-      </w:r>
-      <w:r>
-        <w:t xml:space="preserve">drive_rcond</w:t>
-      </w:r>
-      <w:r>
-        <w:t xml:space="preserve">'s</w:t>
-      </w:r>
-      <w:r>
-        <w:t xml:space="preserve"> </w:t>
-      </w:r>
-      <w:r>
-        <w:t xml:space="preserve">automatic threshold has only ever been exercised on this one.</w:t>
+        <w:t xml:space="preserve">Congruence repeatability.</w:t>
+      </w:r>
+      <w:r>
+        <w:t xml:space="preserve"> </w:t>
+      </w:r>
+      <w:r>
+        <w:t xml:space="preserve">Never run twice on identical code. This matters</w:t>
+      </w:r>
+      <w:r>
+        <w:t xml:space="preserve"> </w:t>
+      </w:r>
+      <w:r>
+        <w:t xml:space="preserve">because the offset analysis in §3 was computed from a single run, and drive has been shown</w:t>
+      </w:r>
+      <w:r>
+        <w:t xml:space="preserve"> </w:t>
+      </w:r>
+      <w:r>
+        <w:t xml:space="preserve">not to repeat on three other laws.</w:t>
       </w:r>
     </w:p>
     <w:p>
@@ -6575,27 +7010,70 @@
           <w:bCs/>
           <w:b/>
         </w:rPr>
-        <w:t xml:space="preserve">octave_band_switching_control</w:t>
-      </w:r>
-      <w:r>
-        <w:t xml:space="preserve"> </w:t>
-      </w:r>
-      <w:r>
-        <w:t xml:space="preserve">inherits both</w:t>
-      </w:r>
-      <w:r>
-        <w:t xml:space="preserve"> </w:t>
-      </w:r>
-      <w:r>
-        <w:t xml:space="preserve">guards and has never been run in this campaign.</w:t>
+        <w:t xml:space="preserve">Plant coverage.</w:t>
+      </w:r>
+      <w:r>
+        <w:t xml:space="preserve"> </w:t>
+      </w:r>
+      <w:r>
+        <w:t xml:space="preserve">All 31 runs are on one plant, the low-damping frame. Five</w:t>
+      </w:r>
+      <w:r>
+        <w:t xml:space="preserve"> </w:t>
+      </w:r>
+      <w:r>
+        <w:t xml:space="preserve">others sit unused in the results directory, and</w:t>
+      </w:r>
+      <w:r>
+        <w:t xml:space="preserve"> </w:t>
+      </w:r>
+      <w:r>
+        <w:t xml:space="preserve">drive_rcond</w:t>
+      </w:r>
+      <w:r>
+        <w:t xml:space="preserve">'s</w:t>
+      </w:r>
+      <w:r>
+        <w:t xml:space="preserve"> </w:t>
+      </w:r>
+      <w:r>
+        <w:t xml:space="preserve">automatic threshold has only ever been exercised on this one.</w:t>
       </w:r>
     </w:p>
     <w:p>
       <w:pPr>
+        <w:numPr>
+          <w:ilvl w:val="0"/>
+          <w:numId w:val="1002"/>
+        </w:numPr>
+        <w:pStyle w:val="Compact"/>
+      </w:pPr>
+      <w:r>
+        <w:rPr>
+          <w:bCs/>
+          <w:b/>
+        </w:rPr>
+        <w:t xml:space="preserve">octave_band_switching_control</w:t>
+      </w:r>
+      <w:r>
+        <w:t xml:space="preserve"> </w:t>
+      </w:r>
+      <w:r>
+        <w:t xml:space="preserve">inherits both</w:t>
+      </w:r>
+      <w:r>
+        <w:t xml:space="preserve"> </w:t>
+      </w:r>
+      <w:r>
+        <w:t xml:space="preserve">guards and has never been run in this campaign.</w:t>
+      </w:r>
+    </w:p>
+    <w:p>
+      <w:pPr>
         <w:pStyle w:val="FirstParagraph"/>
       </w:pPr>
       <w:r>
-        <w:t xml:space="preserve">Generated 2026-09-20, revised 2026-09-21 (loop classification corrected; §7 added), from</w:t>
+        <w:t xml:space="preserve">Generated 2026-09-20, revised 2026-09-21 (loop classification corrected; §7 added, then run 35 scored and the trim's gate given its own threshold), from</w:t>
       </w:r>
       <w:r>
         <w:t xml:space="preserve"> </w:t>
